--- a/docs/README.docx
+++ b/docs/README.docx
@@ -24,57 +24,224 @@
     </w:p>
     <w:p/>
     <w:p>
-      <w:r>
-        <w:t>Disclaimer</w:t>
-      </w:r>
-    </w:p>
-    <w:p>
-      <w:r>
-        <w:t>Este projeto tem por objetivo implementar de forma prática pipelines utilizando IA.</w:t>
-      </w:r>
-    </w:p>
-    <w:p>
-      <w:r>
-        <w:t xml:space="preserve">Implementada a </w:t>
-      </w:r>
-      <w:r>
-        <w:t>função calcula a rentabilidade percentual de um produto com base no custo e no valor de venda, validando que o custo seja maior que zero</w:t>
-      </w:r>
-    </w:p>
-    <w:p>
-      <w:pPr>
-        <w:rPr>
-          <w:sz w:val="28"/>
-          <w:szCs w:val="28"/>
-        </w:rPr>
-      </w:pPr>
-    </w:p>
-    <w:p>
-      <w:pPr>
-        <w:rPr>
-          <w:b/>
-          <w:bCs/>
-          <w:sz w:val="28"/>
-          <w:szCs w:val="28"/>
-        </w:rPr>
-      </w:pPr>
-      <w:r>
-        <w:rPr>
-          <w:b/>
-          <w:bCs/>
-          <w:sz w:val="28"/>
-          <w:szCs w:val="28"/>
-        </w:rPr>
+      <w:pPr>
+        <w:rPr>
+          <w:b/>
+          <w:bCs/>
+          <w:sz w:val="28"/>
+          <w:szCs w:val="28"/>
+        </w:rPr>
+      </w:pPr>
+      <w:r>
+        <w:rPr>
+          <w:b/>
+          <w:bCs/>
+          <w:sz w:val="28"/>
+          <w:szCs w:val="28"/>
+        </w:rPr>
+        <w:t>Objetivo</w:t>
+      </w:r>
+    </w:p>
+    <w:p>
+      <w:pPr>
+        <w:rPr>
+          <w:sz w:val="28"/>
+          <w:szCs w:val="28"/>
+        </w:rPr>
+      </w:pPr>
+      <w:r>
+        <w:t>Este projeto tem como objetivo demonstrar a aplicação de Inteligência Artificial em pipelines</w:t>
+      </w:r>
+      <w:r>
+        <w:t>, implementando</w:t>
+      </w:r>
+      <w:r>
+        <w:t xml:space="preserve"> agentes autônomos para apoio à tomada de decisão.</w:t>
+      </w:r>
+    </w:p>
+    <w:p>
+      <w:pPr>
+        <w:rPr>
+          <w:b/>
+          <w:bCs/>
+          <w:sz w:val="28"/>
+          <w:szCs w:val="28"/>
+        </w:rPr>
+      </w:pPr>
+      <w:r>
+        <w:rPr>
+          <w:b/>
+          <w:bCs/>
+          <w:sz w:val="28"/>
+          <w:szCs w:val="28"/>
+        </w:rPr>
+        <w:t xml:space="preserve">Como a IA pode transformar pipelines tradicionais em sistemas autônomos de </w:t>
+      </w:r>
+      <w:proofErr w:type="spellStart"/>
+      <w:r>
+        <w:rPr>
+          <w:b/>
+          <w:bCs/>
+          <w:sz w:val="28"/>
+          <w:szCs w:val="28"/>
+        </w:rPr>
+        <w:t>DevOps</w:t>
+      </w:r>
+      <w:proofErr w:type="spellEnd"/>
+      <w:r>
+        <w:rPr>
+          <w:b/>
+          <w:bCs/>
+          <w:sz w:val="28"/>
+          <w:szCs w:val="28"/>
+        </w:rPr>
+        <w:t>?</w:t>
+      </w:r>
+    </w:p>
+    <w:p/>
+    <w:p>
+      <w:r>
+        <w:t xml:space="preserve">A Inteligência Artificial pode transformar pipelines tradicionais em sistemas autônomos de </w:t>
+      </w:r>
+      <w:proofErr w:type="spellStart"/>
+      <w:r>
+        <w:t>DevOps</w:t>
+      </w:r>
+      <w:proofErr w:type="spellEnd"/>
+      <w:r>
+        <w:t xml:space="preserve"> ao permitir que atividades antes executadas manualmente sejam realizadas de forma automática e inteligente. Além de compilar código e executar testes, a IA pode interpretar logs, analisar métricas de desempenho, identificar gargalos, detectar riscos operacionais e sugerir ou criar ações corretivas automaticamente.</w:t>
+      </w:r>
+    </w:p>
+    <w:p/>
+    <w:p>
+      <w:r>
+        <w:t xml:space="preserve">Com isso, os pipelines deixam de apenas validar entregas e passam a tomar decisões baseadas em dados, como reprovar implantações com problemas de desempenho, abrir </w:t>
+      </w:r>
+      <w:proofErr w:type="spellStart"/>
+      <w:r>
+        <w:t>issues</w:t>
+      </w:r>
+      <w:proofErr w:type="spellEnd"/>
+      <w:r>
+        <w:t xml:space="preserve"> automaticamente diante de falhas críticas e gerar análises detalhadas sobre a saúde do sistema. Essa capacidade aumenta a eficiência operacional, reduz o tempo de resposta a incidentes e contribui para uma maior confiabilidade dos processos de desenvolvimento e implantação.</w:t>
+      </w:r>
+    </w:p>
+    <w:p/>
+    <w:p>
+      <w:r>
+        <w:t>Vemos nos tópicos abaixo como isso é implementado na prática e com apresentação de insights realizados pela IA e ganhos de produtividade.</w:t>
+      </w:r>
+    </w:p>
+    <w:p>
+      <w:pPr>
+        <w:rPr>
+          <w:sz w:val="28"/>
+          <w:szCs w:val="28"/>
+        </w:rPr>
+      </w:pPr>
+    </w:p>
+    <w:p>
+      <w:pPr>
+        <w:rPr>
+          <w:sz w:val="28"/>
+          <w:szCs w:val="28"/>
+        </w:rPr>
+      </w:pPr>
+    </w:p>
+    <w:p>
+      <w:pPr>
+        <w:rPr>
+          <w:sz w:val="28"/>
+          <w:szCs w:val="28"/>
+        </w:rPr>
+      </w:pPr>
+    </w:p>
+    <w:p>
+      <w:pPr>
+        <w:rPr>
+          <w:sz w:val="28"/>
+          <w:szCs w:val="28"/>
+        </w:rPr>
+      </w:pPr>
+    </w:p>
+    <w:p>
+      <w:pPr>
+        <w:rPr>
+          <w:sz w:val="28"/>
+          <w:szCs w:val="28"/>
+        </w:rPr>
+      </w:pPr>
+    </w:p>
+    <w:p>
+      <w:pPr>
+        <w:rPr>
+          <w:sz w:val="28"/>
+          <w:szCs w:val="28"/>
+        </w:rPr>
+      </w:pPr>
+    </w:p>
+    <w:p>
+      <w:pPr>
+        <w:rPr>
+          <w:sz w:val="28"/>
+          <w:szCs w:val="28"/>
+        </w:rPr>
+      </w:pPr>
+    </w:p>
+    <w:p>
+      <w:pPr>
+        <w:rPr>
+          <w:sz w:val="28"/>
+          <w:szCs w:val="28"/>
+        </w:rPr>
+      </w:pPr>
+    </w:p>
+    <w:p>
+      <w:pPr>
+        <w:rPr>
+          <w:sz w:val="28"/>
+          <w:szCs w:val="28"/>
+        </w:rPr>
+      </w:pPr>
+    </w:p>
+    <w:p>
+      <w:pPr>
+        <w:rPr>
+          <w:b/>
+          <w:bCs/>
+          <w:sz w:val="28"/>
+          <w:szCs w:val="28"/>
+        </w:rPr>
+      </w:pPr>
+      <w:r>
+        <w:rPr>
+          <w:b/>
+          <w:bCs/>
+          <w:sz w:val="28"/>
+          <w:szCs w:val="28"/>
+        </w:rPr>
+        <w:lastRenderedPageBreak/>
         <w:t xml:space="preserve">1 – </w:t>
       </w:r>
-      <w:r>
-        <w:rPr>
-          <w:b/>
-          <w:bCs/>
-          <w:sz w:val="28"/>
-          <w:szCs w:val="28"/>
-        </w:rPr>
-        <w:t>Quality Gate com IA</w:t>
+      <w:proofErr w:type="spellStart"/>
+      <w:r>
+        <w:rPr>
+          <w:b/>
+          <w:bCs/>
+          <w:sz w:val="28"/>
+          <w:szCs w:val="28"/>
+        </w:rPr>
+        <w:t>Quality</w:t>
+      </w:r>
+      <w:proofErr w:type="spellEnd"/>
+      <w:r>
+        <w:rPr>
+          <w:b/>
+          <w:bCs/>
+          <w:sz w:val="28"/>
+          <w:szCs w:val="28"/>
+        </w:rPr>
+        <w:t xml:space="preserve"> Gate com IA</w:t>
       </w:r>
     </w:p>
     <w:p>
@@ -130,7 +297,6 @@
         <w:rPr>
           <w:noProof/>
         </w:rPr>
-        <w:lastRenderedPageBreak/>
         <w:drawing>
           <wp:inline distT="0" distB="0" distL="0" distR="0" wp14:anchorId="547C2E4C" wp14:editId="638A9217">
             <wp:extent cx="5400040" cy="3286125"/>
@@ -170,6 +336,520 @@
     </w:p>
     <w:p/>
     <w:p>
+      <w:pPr>
+        <w:rPr>
+          <w:b/>
+          <w:bCs/>
+          <w:sz w:val="28"/>
+          <w:szCs w:val="28"/>
+        </w:rPr>
+      </w:pPr>
+      <w:r>
+        <w:rPr>
+          <w:b/>
+          <w:bCs/>
+          <w:sz w:val="28"/>
+          <w:szCs w:val="28"/>
+        </w:rPr>
+        <w:lastRenderedPageBreak/>
+        <w:t xml:space="preserve">2 - </w:t>
+      </w:r>
+      <w:proofErr w:type="spellStart"/>
+      <w:r>
+        <w:rPr>
+          <w:b/>
+          <w:bCs/>
+          <w:sz w:val="28"/>
+          <w:szCs w:val="28"/>
+        </w:rPr>
+        <w:t>Observabilidade</w:t>
+      </w:r>
+      <w:proofErr w:type="spellEnd"/>
+      <w:r>
+        <w:rPr>
+          <w:b/>
+          <w:bCs/>
+          <w:sz w:val="28"/>
+          <w:szCs w:val="28"/>
+        </w:rPr>
+        <w:t xml:space="preserve"> Inteligente</w:t>
+      </w:r>
+    </w:p>
+    <w:p>
+      <w:pPr>
+        <w:rPr>
+          <w:b/>
+          <w:bCs/>
+        </w:rPr>
+      </w:pPr>
+      <w:r>
+        <w:rPr>
+          <w:b/>
+          <w:bCs/>
+        </w:rPr>
+        <w:t>2.1 - Logs</w:t>
+      </w:r>
+    </w:p>
+    <w:p>
+      <w:r>
+        <w:t>Implementada análise via IA para analisar a log do sistema, gerando issue caso ocorra algum erro Crítico.</w:t>
+      </w:r>
+    </w:p>
+    <w:p>
+      <w:r>
+        <w:rPr>
+          <w:noProof/>
+        </w:rPr>
+        <w:drawing>
+          <wp:inline distT="0" distB="0" distL="0" distR="0" wp14:anchorId="14412507" wp14:editId="4D07D73B">
+            <wp:extent cx="5400040" cy="2487930"/>
+            <wp:effectExtent l="0" t="0" r="0" b="7620"/>
+            <wp:docPr id="1934528228" name="Imagem 1"/>
+            <wp:cNvGraphicFramePr>
+              <a:graphicFrameLocks xmlns:a="http://schemas.openxmlformats.org/drawingml/2006/main" noChangeAspect="1"/>
+            </wp:cNvGraphicFramePr>
+            <a:graphic xmlns:a="http://schemas.openxmlformats.org/drawingml/2006/main">
+              <a:graphicData uri="http://schemas.openxmlformats.org/drawingml/2006/picture">
+                <pic:pic xmlns:pic="http://schemas.openxmlformats.org/drawingml/2006/picture">
+                  <pic:nvPicPr>
+                    <pic:cNvPr id="1934528228" name=""/>
+                    <pic:cNvPicPr/>
+                  </pic:nvPicPr>
+                  <pic:blipFill>
+                    <a:blip r:embed="rId7"/>
+                    <a:stretch>
+                      <a:fillRect/>
+                    </a:stretch>
+                  </pic:blipFill>
+                  <pic:spPr>
+                    <a:xfrm>
+                      <a:off x="0" y="0"/>
+                      <a:ext cx="5400040" cy="2487930"/>
+                    </a:xfrm>
+                    <a:prstGeom prst="rect">
+                      <a:avLst/>
+                    </a:prstGeom>
+                  </pic:spPr>
+                </pic:pic>
+              </a:graphicData>
+            </a:graphic>
+          </wp:inline>
+        </w:drawing>
+      </w:r>
+    </w:p>
+    <w:p>
+      <w:r>
+        <w:rPr>
+          <w:noProof/>
+        </w:rPr>
+        <w:drawing>
+          <wp:inline distT="0" distB="0" distL="0" distR="0" wp14:anchorId="41D58388" wp14:editId="740A19F1">
+            <wp:extent cx="5400040" cy="2548255"/>
+            <wp:effectExtent l="0" t="0" r="0" b="4445"/>
+            <wp:docPr id="123798865" name="Imagem 1"/>
+            <wp:cNvGraphicFramePr>
+              <a:graphicFrameLocks xmlns:a="http://schemas.openxmlformats.org/drawingml/2006/main" noChangeAspect="1"/>
+            </wp:cNvGraphicFramePr>
+            <a:graphic xmlns:a="http://schemas.openxmlformats.org/drawingml/2006/main">
+              <a:graphicData uri="http://schemas.openxmlformats.org/drawingml/2006/picture">
+                <pic:pic xmlns:pic="http://schemas.openxmlformats.org/drawingml/2006/picture">
+                  <pic:nvPicPr>
+                    <pic:cNvPr id="123798865" name=""/>
+                    <pic:cNvPicPr/>
+                  </pic:nvPicPr>
+                  <pic:blipFill>
+                    <a:blip r:embed="rId8"/>
+                    <a:stretch>
+                      <a:fillRect/>
+                    </a:stretch>
+                  </pic:blipFill>
+                  <pic:spPr>
+                    <a:xfrm>
+                      <a:off x="0" y="0"/>
+                      <a:ext cx="5400040" cy="2548255"/>
+                    </a:xfrm>
+                    <a:prstGeom prst="rect">
+                      <a:avLst/>
+                    </a:prstGeom>
+                  </pic:spPr>
+                </pic:pic>
+              </a:graphicData>
+            </a:graphic>
+          </wp:inline>
+        </w:drawing>
+      </w:r>
+    </w:p>
+    <w:p>
+      <w:pPr>
+        <w:rPr>
+          <w:b/>
+          <w:bCs/>
+          <w:sz w:val="28"/>
+          <w:szCs w:val="28"/>
+        </w:rPr>
+      </w:pPr>
+    </w:p>
+    <w:p>
+      <w:pPr>
+        <w:rPr>
+          <w:b/>
+          <w:bCs/>
+          <w:sz w:val="28"/>
+          <w:szCs w:val="28"/>
+        </w:rPr>
+      </w:pPr>
+    </w:p>
+    <w:p>
+      <w:pPr>
+        <w:rPr>
+          <w:b/>
+          <w:bCs/>
+          <w:sz w:val="28"/>
+          <w:szCs w:val="28"/>
+        </w:rPr>
+      </w:pPr>
+    </w:p>
+    <w:p>
+      <w:pPr>
+        <w:rPr>
+          <w:b/>
+          <w:bCs/>
+          <w:sz w:val="28"/>
+          <w:szCs w:val="28"/>
+        </w:rPr>
+      </w:pPr>
+    </w:p>
+    <w:p>
+      <w:pPr>
+        <w:rPr>
+          <w:b/>
+          <w:bCs/>
+          <w:sz w:val="28"/>
+          <w:szCs w:val="28"/>
+        </w:rPr>
+      </w:pPr>
+    </w:p>
+    <w:p>
+      <w:pPr>
+        <w:rPr>
+          <w:b/>
+          <w:bCs/>
+          <w:sz w:val="28"/>
+          <w:szCs w:val="28"/>
+        </w:rPr>
+      </w:pPr>
+    </w:p>
+    <w:p>
+      <w:pPr>
+        <w:rPr>
+          <w:b/>
+          <w:bCs/>
+          <w:sz w:val="28"/>
+          <w:szCs w:val="28"/>
+        </w:rPr>
+      </w:pPr>
+    </w:p>
+    <w:p>
+      <w:pPr>
+        <w:rPr>
+          <w:b/>
+          <w:bCs/>
+          <w:sz w:val="28"/>
+          <w:szCs w:val="28"/>
+        </w:rPr>
+      </w:pPr>
+      <w:r>
+        <w:rPr>
+          <w:b/>
+          <w:bCs/>
+          <w:sz w:val="28"/>
+          <w:szCs w:val="28"/>
+        </w:rPr>
+        <w:lastRenderedPageBreak/>
+        <w:t>2.2 – Métricas</w:t>
+      </w:r>
+    </w:p>
+    <w:p>
+      <w:r>
+        <w:t>Implementada análise de IA para verificar métricas comuns de monitoramento do ambiente, com criação de issue automática em caso de reprovação</w:t>
+      </w:r>
+    </w:p>
+    <w:p>
+      <w:r>
+        <w:t xml:space="preserve"> Dados monitorados:</w:t>
+      </w:r>
+    </w:p>
+    <w:p>
+      <w:r>
+        <w:t>Usuários ativos: 185</w:t>
+      </w:r>
+    </w:p>
+    <w:p>
+      <w:r>
+        <w:t>Uso de CPU: 94%</w:t>
+      </w:r>
+    </w:p>
+    <w:p>
+      <w:r>
+        <w:t>Uso de memória: 91%</w:t>
+      </w:r>
+    </w:p>
+    <w:p>
+      <w:r>
+        <w:t>Conexões com banco de dados: 198</w:t>
+      </w:r>
+    </w:p>
+    <w:p>
+      <w:r>
+        <w:t>Limite de conexões com banco de dados: 200</w:t>
+      </w:r>
+    </w:p>
+    <w:p>
+      <w:r>
+        <w:t xml:space="preserve">Tempo médio de resposta: 4200 </w:t>
+      </w:r>
+      <w:proofErr w:type="spellStart"/>
+      <w:r>
+        <w:t>ms</w:t>
+      </w:r>
+      <w:proofErr w:type="spellEnd"/>
+    </w:p>
+    <w:p>
+      <w:r>
+        <w:rPr>
+          <w:noProof/>
+        </w:rPr>
+        <w:drawing>
+          <wp:inline distT="0" distB="0" distL="0" distR="0" wp14:anchorId="1FDF59B5" wp14:editId="210560C3">
+            <wp:extent cx="5400040" cy="2295525"/>
+            <wp:effectExtent l="0" t="0" r="0" b="9525"/>
+            <wp:docPr id="182414077" name="Imagem 1"/>
+            <wp:cNvGraphicFramePr>
+              <a:graphicFrameLocks xmlns:a="http://schemas.openxmlformats.org/drawingml/2006/main" noChangeAspect="1"/>
+            </wp:cNvGraphicFramePr>
+            <a:graphic xmlns:a="http://schemas.openxmlformats.org/drawingml/2006/main">
+              <a:graphicData uri="http://schemas.openxmlformats.org/drawingml/2006/picture">
+                <pic:pic xmlns:pic="http://schemas.openxmlformats.org/drawingml/2006/picture">
+                  <pic:nvPicPr>
+                    <pic:cNvPr id="182414077" name=""/>
+                    <pic:cNvPicPr/>
+                  </pic:nvPicPr>
+                  <pic:blipFill>
+                    <a:blip r:embed="rId9"/>
+                    <a:stretch>
+                      <a:fillRect/>
+                    </a:stretch>
+                  </pic:blipFill>
+                  <pic:spPr>
+                    <a:xfrm>
+                      <a:off x="0" y="0"/>
+                      <a:ext cx="5400040" cy="2295525"/>
+                    </a:xfrm>
+                    <a:prstGeom prst="rect">
+                      <a:avLst/>
+                    </a:prstGeom>
+                  </pic:spPr>
+                </pic:pic>
+              </a:graphicData>
+            </a:graphic>
+          </wp:inline>
+        </w:drawing>
+      </w:r>
+      <w:r>
+        <w:rPr>
+          <w:noProof/>
+        </w:rPr>
+        <w:drawing>
+          <wp:inline distT="0" distB="0" distL="0" distR="0" wp14:anchorId="3CD83086" wp14:editId="6AB95969">
+            <wp:extent cx="5400040" cy="3061335"/>
+            <wp:effectExtent l="0" t="0" r="0" b="5715"/>
+            <wp:docPr id="1287062928" name="Imagem 1"/>
+            <wp:cNvGraphicFramePr>
+              <a:graphicFrameLocks xmlns:a="http://schemas.openxmlformats.org/drawingml/2006/main" noChangeAspect="1"/>
+            </wp:cNvGraphicFramePr>
+            <a:graphic xmlns:a="http://schemas.openxmlformats.org/drawingml/2006/main">
+              <a:graphicData uri="http://schemas.openxmlformats.org/drawingml/2006/picture">
+                <pic:pic xmlns:pic="http://schemas.openxmlformats.org/drawingml/2006/picture">
+                  <pic:nvPicPr>
+                    <pic:cNvPr id="1287062928" name=""/>
+                    <pic:cNvPicPr/>
+                  </pic:nvPicPr>
+                  <pic:blipFill>
+                    <a:blip r:embed="rId10"/>
+                    <a:stretch>
+                      <a:fillRect/>
+                    </a:stretch>
+                  </pic:blipFill>
+                  <pic:spPr>
+                    <a:xfrm>
+                      <a:off x="0" y="0"/>
+                      <a:ext cx="5400040" cy="3061335"/>
+                    </a:xfrm>
+                    <a:prstGeom prst="rect">
+                      <a:avLst/>
+                    </a:prstGeom>
+                  </pic:spPr>
+                </pic:pic>
+              </a:graphicData>
+            </a:graphic>
+          </wp:inline>
+        </w:drawing>
+      </w:r>
+    </w:p>
+    <w:p/>
+    <w:p>
+      <w:pPr>
+        <w:rPr>
+          <w:sz w:val="28"/>
+          <w:szCs w:val="28"/>
+        </w:rPr>
+      </w:pPr>
+      <w:r>
+        <w:rPr>
+          <w:b/>
+          <w:bCs/>
+          <w:sz w:val="28"/>
+          <w:szCs w:val="28"/>
+        </w:rPr>
+        <w:lastRenderedPageBreak/>
+        <w:t>2.3 – Traces</w:t>
+      </w:r>
+      <w:r>
+        <w:rPr>
+          <w:sz w:val="28"/>
+          <w:szCs w:val="28"/>
+        </w:rPr>
+        <w:br/>
+      </w:r>
+      <w:r>
+        <w:br/>
+      </w:r>
+      <w:proofErr w:type="gramStart"/>
+      <w:r>
+        <w:t>Implementado análise</w:t>
+      </w:r>
+      <w:proofErr w:type="gramEnd"/>
+      <w:r>
+        <w:t xml:space="preserve"> via IA para analisar trace dos serviços do sistema, com criação de issue automática em caso de problemas</w:t>
+      </w:r>
+    </w:p>
+    <w:p>
+      <w:r>
+        <w:rPr>
+          <w:noProof/>
+        </w:rPr>
+        <w:drawing>
+          <wp:inline distT="0" distB="0" distL="0" distR="0" wp14:anchorId="550A7D23" wp14:editId="3364174E">
+            <wp:extent cx="5400040" cy="2086610"/>
+            <wp:effectExtent l="0" t="0" r="0" b="8890"/>
+            <wp:docPr id="950038013" name="Imagem 1"/>
+            <wp:cNvGraphicFramePr>
+              <a:graphicFrameLocks xmlns:a="http://schemas.openxmlformats.org/drawingml/2006/main" noChangeAspect="1"/>
+            </wp:cNvGraphicFramePr>
+            <a:graphic xmlns:a="http://schemas.openxmlformats.org/drawingml/2006/main">
+              <a:graphicData uri="http://schemas.openxmlformats.org/drawingml/2006/picture">
+                <pic:pic xmlns:pic="http://schemas.openxmlformats.org/drawingml/2006/picture">
+                  <pic:nvPicPr>
+                    <pic:cNvPr id="950038013" name=""/>
+                    <pic:cNvPicPr/>
+                  </pic:nvPicPr>
+                  <pic:blipFill>
+                    <a:blip r:embed="rId11"/>
+                    <a:stretch>
+                      <a:fillRect/>
+                    </a:stretch>
+                  </pic:blipFill>
+                  <pic:spPr>
+                    <a:xfrm>
+                      <a:off x="0" y="0"/>
+                      <a:ext cx="5400040" cy="2086610"/>
+                    </a:xfrm>
+                    <a:prstGeom prst="rect">
+                      <a:avLst/>
+                    </a:prstGeom>
+                  </pic:spPr>
+                </pic:pic>
+              </a:graphicData>
+            </a:graphic>
+          </wp:inline>
+        </w:drawing>
+      </w:r>
+    </w:p>
+    <w:p>
+      <w:r>
+        <w:rPr>
+          <w:noProof/>
+        </w:rPr>
+        <w:drawing>
+          <wp:inline distT="0" distB="0" distL="0" distR="0" wp14:anchorId="0BF9CEBF" wp14:editId="78DA76EF">
+            <wp:extent cx="5400040" cy="3749675"/>
+            <wp:effectExtent l="0" t="0" r="0" b="3175"/>
+            <wp:docPr id="950440610" name="Imagem 1"/>
+            <wp:cNvGraphicFramePr>
+              <a:graphicFrameLocks xmlns:a="http://schemas.openxmlformats.org/drawingml/2006/main" noChangeAspect="1"/>
+            </wp:cNvGraphicFramePr>
+            <a:graphic xmlns:a="http://schemas.openxmlformats.org/drawingml/2006/main">
+              <a:graphicData uri="http://schemas.openxmlformats.org/drawingml/2006/picture">
+                <pic:pic xmlns:pic="http://schemas.openxmlformats.org/drawingml/2006/picture">
+                  <pic:nvPicPr>
+                    <pic:cNvPr id="950440610" name=""/>
+                    <pic:cNvPicPr/>
+                  </pic:nvPicPr>
+                  <pic:blipFill>
+                    <a:blip r:embed="rId12"/>
+                    <a:stretch>
+                      <a:fillRect/>
+                    </a:stretch>
+                  </pic:blipFill>
+                  <pic:spPr>
+                    <a:xfrm>
+                      <a:off x="0" y="0"/>
+                      <a:ext cx="5400040" cy="3749675"/>
+                    </a:xfrm>
+                    <a:prstGeom prst="rect">
+                      <a:avLst/>
+                    </a:prstGeom>
+                  </pic:spPr>
+                </pic:pic>
+              </a:graphicData>
+            </a:graphic>
+          </wp:inline>
+        </w:drawing>
+      </w:r>
+    </w:p>
+    <w:p/>
+    <w:p/>
+    <w:p/>
+    <w:p/>
+    <w:p/>
+    <w:p/>
+    <w:p/>
+    <w:p>
+      <w:pPr>
+        <w:rPr>
+          <w:b/>
+          <w:bCs/>
+          <w:sz w:val="28"/>
+          <w:szCs w:val="28"/>
+        </w:rPr>
+      </w:pPr>
+      <w:r>
+        <w:rPr>
+          <w:b/>
+          <w:bCs/>
+          <w:sz w:val="28"/>
+          <w:szCs w:val="28"/>
+        </w:rPr>
+        <w:lastRenderedPageBreak/>
+        <w:t>3. Agentes Inteligentes</w:t>
+      </w:r>
+    </w:p>
+    <w:p>
+      <w:r>
+        <w:t>Agente de Testes</w:t>
+      </w:r>
+    </w:p>
+    <w:p>
       <w:r>
         <w:t>Implementado analise dos testes via IA, com análise de aprovação do código e justificativa para apoiar o desenvolvedor</w:t>
       </w:r>
@@ -180,7 +860,7 @@
           <w:noProof/>
         </w:rPr>
         <w:drawing>
-          <wp:inline distT="0" distB="0" distL="0" distR="0" wp14:anchorId="5B03CFB4" wp14:editId="05E0A448">
+          <wp:inline distT="0" distB="0" distL="0" distR="0" wp14:anchorId="1E2651B0" wp14:editId="3F1895FE">
             <wp:extent cx="5400040" cy="2543175"/>
             <wp:effectExtent l="0" t="0" r="0" b="9525"/>
             <wp:docPr id="1166468048" name="Imagem 1"/>
@@ -195,7 +875,7 @@
                     <pic:cNvPicPr/>
                   </pic:nvPicPr>
                   <pic:blipFill>
-                    <a:blip r:embed="rId7"/>
+                    <a:blip r:embed="rId13"/>
                     <a:stretch>
                       <a:fillRect/>
                     </a:stretch>
@@ -216,197 +896,6 @@
         </w:drawing>
       </w:r>
     </w:p>
-    <w:p>
-      <w:pPr>
-        <w:rPr>
-          <w:b/>
-          <w:bCs/>
-        </w:rPr>
-      </w:pPr>
-    </w:p>
-    <w:p>
-      <w:pPr>
-        <w:rPr>
-          <w:b/>
-          <w:bCs/>
-        </w:rPr>
-      </w:pPr>
-    </w:p>
-    <w:p>
-      <w:pPr>
-        <w:rPr>
-          <w:b/>
-          <w:bCs/>
-        </w:rPr>
-      </w:pPr>
-    </w:p>
-    <w:p>
-      <w:pPr>
-        <w:rPr>
-          <w:b/>
-          <w:bCs/>
-        </w:rPr>
-      </w:pPr>
-    </w:p>
-    <w:p>
-      <w:pPr>
-        <w:rPr>
-          <w:b/>
-          <w:bCs/>
-        </w:rPr>
-      </w:pPr>
-    </w:p>
-    <w:p>
-      <w:pPr>
-        <w:rPr>
-          <w:b/>
-          <w:bCs/>
-        </w:rPr>
-      </w:pPr>
-    </w:p>
-    <w:p>
-      <w:pPr>
-        <w:rPr>
-          <w:b/>
-          <w:bCs/>
-        </w:rPr>
-      </w:pPr>
-    </w:p>
-    <w:p>
-      <w:pPr>
-        <w:rPr>
-          <w:b/>
-          <w:bCs/>
-          <w:sz w:val="28"/>
-          <w:szCs w:val="28"/>
-        </w:rPr>
-      </w:pPr>
-      <w:r>
-        <w:rPr>
-          <w:b/>
-          <w:bCs/>
-          <w:sz w:val="28"/>
-          <w:szCs w:val="28"/>
-        </w:rPr>
-        <w:lastRenderedPageBreak/>
-        <w:t xml:space="preserve">2 - </w:t>
-      </w:r>
-      <w:r>
-        <w:rPr>
-          <w:b/>
-          <w:bCs/>
-          <w:sz w:val="28"/>
-          <w:szCs w:val="28"/>
-        </w:rPr>
-        <w:t>Observabilidade Inteligente</w:t>
-      </w:r>
-    </w:p>
-    <w:p>
-      <w:pPr>
-        <w:rPr>
-          <w:b/>
-          <w:bCs/>
-        </w:rPr>
-      </w:pPr>
-      <w:r>
-        <w:rPr>
-          <w:b/>
-          <w:bCs/>
-        </w:rPr>
-        <w:t>2.1 - Logs</w:t>
-      </w:r>
-    </w:p>
-    <w:p>
-      <w:r>
-        <w:t>Implementada análise via IA para analisar a log do sistema, gerando issue caso ocorra algum erro Crítico.</w:t>
-      </w:r>
-    </w:p>
-    <w:p>
-      <w:r>
-        <w:rPr>
-          <w:noProof/>
-        </w:rPr>
-        <w:drawing>
-          <wp:inline distT="0" distB="0" distL="0" distR="0" wp14:anchorId="14412507" wp14:editId="4D07D73B">
-            <wp:extent cx="5400040" cy="2487930"/>
-            <wp:effectExtent l="0" t="0" r="0" b="7620"/>
-            <wp:docPr id="1934528228" name="Imagem 1"/>
-            <wp:cNvGraphicFramePr>
-              <a:graphicFrameLocks xmlns:a="http://schemas.openxmlformats.org/drawingml/2006/main" noChangeAspect="1"/>
-            </wp:cNvGraphicFramePr>
-            <a:graphic xmlns:a="http://schemas.openxmlformats.org/drawingml/2006/main">
-              <a:graphicData uri="http://schemas.openxmlformats.org/drawingml/2006/picture">
-                <pic:pic xmlns:pic="http://schemas.openxmlformats.org/drawingml/2006/picture">
-                  <pic:nvPicPr>
-                    <pic:cNvPr id="1934528228" name=""/>
-                    <pic:cNvPicPr/>
-                  </pic:nvPicPr>
-                  <pic:blipFill>
-                    <a:blip r:embed="rId8"/>
-                    <a:stretch>
-                      <a:fillRect/>
-                    </a:stretch>
-                  </pic:blipFill>
-                  <pic:spPr>
-                    <a:xfrm>
-                      <a:off x="0" y="0"/>
-                      <a:ext cx="5400040" cy="2487930"/>
-                    </a:xfrm>
-                    <a:prstGeom prst="rect">
-                      <a:avLst/>
-                    </a:prstGeom>
-                  </pic:spPr>
-                </pic:pic>
-              </a:graphicData>
-            </a:graphic>
-          </wp:inline>
-        </w:drawing>
-      </w:r>
-    </w:p>
-    <w:p>
-      <w:r>
-        <w:rPr>
-          <w:noProof/>
-        </w:rPr>
-        <w:drawing>
-          <wp:inline distT="0" distB="0" distL="0" distR="0" wp14:anchorId="41D58388" wp14:editId="740A19F1">
-            <wp:extent cx="5400040" cy="2548255"/>
-            <wp:effectExtent l="0" t="0" r="0" b="4445"/>
-            <wp:docPr id="123798865" name="Imagem 1"/>
-            <wp:cNvGraphicFramePr>
-              <a:graphicFrameLocks xmlns:a="http://schemas.openxmlformats.org/drawingml/2006/main" noChangeAspect="1"/>
-            </wp:cNvGraphicFramePr>
-            <a:graphic xmlns:a="http://schemas.openxmlformats.org/drawingml/2006/main">
-              <a:graphicData uri="http://schemas.openxmlformats.org/drawingml/2006/picture">
-                <pic:pic xmlns:pic="http://schemas.openxmlformats.org/drawingml/2006/picture">
-                  <pic:nvPicPr>
-                    <pic:cNvPr id="123798865" name=""/>
-                    <pic:cNvPicPr/>
-                  </pic:nvPicPr>
-                  <pic:blipFill>
-                    <a:blip r:embed="rId9"/>
-                    <a:stretch>
-                      <a:fillRect/>
-                    </a:stretch>
-                  </pic:blipFill>
-                  <pic:spPr>
-                    <a:xfrm>
-                      <a:off x="0" y="0"/>
-                      <a:ext cx="5400040" cy="2548255"/>
-                    </a:xfrm>
-                    <a:prstGeom prst="rect">
-                      <a:avLst/>
-                    </a:prstGeom>
-                  </pic:spPr>
-                </pic:pic>
-              </a:graphicData>
-            </a:graphic>
-          </wp:inline>
-        </w:drawing>
-      </w:r>
-    </w:p>
-    <w:p/>
-    <w:p/>
     <w:sectPr>
       <w:pgSz w:w="11906" w:h="16838"/>
       <w:pgMar w:top="1417" w:right="1701" w:bottom="1417" w:left="1701" w:header="708" w:footer="708" w:gutter="0"/>
